--- a/docs/neuropulse_additional_modalities.docx
+++ b/docs/neuropulse_additional_modalities.docx
@@ -531,6 +531,7 @@
           <w:tcPr>
             <w:tcW w:type="dxa" w:w="9648"/>
             <w:shd w:val="clear" w:color="auto" w:fill="1F3864"/>
+            <w:shd w:val="clear" w:color="auto" w:fill="E2EFDA"/>
           </w:tcPr>
           <w:p>
             <w:pPr>
@@ -542,7 +543,14 @@
                 <w:color w:val="FFFFFF"/>
                 <w:sz w:val="22"/>
               </w:rPr>
-              <w:t xml:space="preserve">  4. HRV Biofeedback as a Standalone Therapeutic Protocol</w:t>
+            </w:r>
+            <w:r>
+              <w:rPr>
+                <w:b/>
+                <w:color w:val="007000"/>
+                <w:sz w:val="22"/>
+              </w:rPr>
+              <w:t>✓ ADDED TO T1 STACK —   HRV Biofeedback as a Standalone Therapeutic Protocol</w:t>
             </w:r>
           </w:p>
         </w:tc>
@@ -639,9 +647,10 @@
       </w:r>
       <w:r>
         <w:rPr>
+          <w:color w:val="007000"/>
           <w:sz w:val="18"/>
         </w:rPr>
-        <w:t>HIGH — no hardware cost; extends clinical evidence claim (NeuroPulse can say: 'We replicate the combined protocol from the 2025 RCT — PBM + qEEG neurofeedback + HRV biofeedback'). Should be in firmware roadmap for Year 1.</w:t>
+        <w:t>ADDED TO T1 STACK — was HIGH priority, now implemented; extends clinical evidence claim (NeuroPulse can say: 'We replicate the combined protocol from the 2025 RCT — PBM + qEEG neurofeedback + HRV biofeedback'). Should be in firmware roadmap for Year 1.</w:t>
       </w:r>
     </w:p>
     <w:p>

--- a/docs/neuropulse_additional_modalities.docx
+++ b/docs/neuropulse_additional_modalities.docx
@@ -693,6 +693,7 @@
           <w:tcPr>
             <w:tcW w:type="dxa" w:w="9648"/>
             <w:shd w:val="clear" w:color="auto" w:fill="1F3864"/>
+            <w:shd w:val="clear" w:color="auto" w:fill="E2EFDA"/>
           </w:tcPr>
           <w:p>
             <w:pPr>
@@ -704,7 +705,14 @@
                 <w:color w:val="FFFFFF"/>
                 <w:sz w:val="22"/>
               </w:rPr>
-              <w:t xml:space="preserve">  5. Personalized MRI-Guided HD-tDCS Neuronavigation</w:t>
+            </w:r>
+            <w:r>
+              <w:rPr>
+                <w:b/>
+                <w:color w:val="007000"/>
+                <w:sz w:val="22"/>
+              </w:rPr>
+              <w:t>✓ ADDED TO T2 STACK — sLORETA-Guided HD-tDCS (Personalized MRI-Guided Neuronavigation)</w:t>
             </w:r>
           </w:p>
         </w:tc>
@@ -845,6 +853,7 @@
           <w:tcPr>
             <w:tcW w:type="dxa" w:w="9648"/>
             <w:shd w:val="clear" w:color="auto" w:fill="1F3864"/>
+            <w:shd w:val="clear" w:color="auto" w:fill="E2EFDA"/>
           </w:tcPr>
           <w:p>
             <w:pPr>
@@ -856,7 +865,14 @@
                 <w:color w:val="FFFFFF"/>
                 <w:sz w:val="22"/>
               </w:rPr>
-              <w:t xml:space="preserve">  6. Cervical / Neck-Applied taVNS (Non-Invasive Cervical VNS)</w:t>
+            </w:r>
+            <w:r>
+              <w:rPr>
+                <w:b/>
+                <w:color w:val="007000"/>
+                <w:sz w:val="22"/>
+              </w:rPr>
+              <w:t>✓ ADDED TO T2 STACK — Cervical / Neck-Applied taVNS (Non-Invasive Cervical VNS)</w:t>
             </w:r>
           </w:p>
         </w:tc>

--- a/docs/neuropulse_additional_modalities.docx
+++ b/docs/neuropulse_additional_modalities.docx
@@ -196,7 +196,7 @@
         <w:rPr>
           <w:sz w:val="18"/>
         </w:rPr>
-        <w:t>HIGH — if HOPE Phase 3 (mid-2026) is positive, 40Hz tactile becomes the logical Rev B NeuroPulse addition. Plan hardware provision now. Tsai SAB engagement is the critical path.</w:t>
+        <w:t>Priority: HIGH — await HOPE Phase 3 results (mid-2026). Mastoid LRA pad provisionally spec'd in CLAUDE.md §3b: LRA 8–10mm + TI DRV2605L driver, 40Hz ± 0.5Hz, mastoid placement, $4–7 BOM/pad, $49–79 retail. Anchor boss in temporal wing tooling at first cut (zero incremental tooling cost). Apple Watch haptic sync is companion UX only — not a replacement for purpose-built hardware (see marketing notes: frequency accuracy, bone coupling, regulatory).</w:t>
       </w:r>
     </w:p>
     <w:p>
@@ -994,6 +994,488 @@
         <w:spacing w:after="120"/>
       </w:pPr>
     </w:p>
+    <w:tbl>
+      <w:tblPr>
+        <w:tblW w:type="auto" w:w="0"/>
+        <w:tblLook w:firstColumn="1" w:firstRow="1" w:lastColumn="0" w:lastRow="0" w:noHBand="0" w:noVBand="1" w:val="04A0"/>
+      </w:tblPr>
+      <w:tblGrid>
+        <w:gridCol w:w="9648"/>
+      </w:tblGrid>
+      <w:tr>
+        <w:tc>
+          <w:tcPr>
+            <w:tcW w:type="dxa" w:w="9648"/>
+            <w:shd w:val="clear" w:color="auto" w:fill="FFF2CC"/>
+          </w:tcPr>
+          <w:p>
+            <w:pPr>
+              <w:spacing w:before="80" w:after="80"/>
+            </w:pPr>
+            <w:r>
+              <w:rPr>
+                <w:b/>
+                <w:color w:val="FFFFFF"/>
+                <w:sz w:val="22"/>
+              </w:rPr>
+              <w:t xml:space="preserve">  7. 40Hz Vibrotactile — Mastoid LRA Pad (Provisional Spec)</w:t>
+            </w:r>
+          </w:p>
+        </w:tc>
+      </w:tr>
+    </w:tbl>
+    <w:p/>
+    <w:p>
+      <w:pPr>
+        <w:spacing w:after="40"/>
+      </w:pPr>
+      <w:r>
+        <w:rPr>
+          <w:i/>
+          <w:sz w:val="16"/>
+        </w:rPr>
+        <w:t>Source context: Tsai lab MIT 2023 (40Hz vibration in mouse models); GENUS multi-sensory protocol extension; NeuroPulse §3b provisional spec</w:t>
+      </w:r>
+    </w:p>
+    <w:p>
+      <w:pPr>
+        <w:spacing w:after="60"/>
+      </w:pPr>
+      <w:r>
+        <w:rPr>
+          <w:b/>
+          <w:sz w:val="18"/>
+        </w:rPr>
+        <w:t xml:space="preserve">Status: </w:t>
+      </w:r>
+      <w:r>
+        <w:rPr>
+          <w:sz w:val="18"/>
+        </w:rPr>
+        <w:t>PROVISIONALLY SPEC'D — release contingent on HOPE Phase 3 results (mid-2026). Hardware anchor boss in temporal wing tooling at first cut (zero incremental cost).</w:t>
+      </w:r>
+    </w:p>
+    <w:p>
+      <w:pPr>
+        <w:spacing w:after="60"/>
+      </w:pPr>
+      <w:r>
+        <w:rPr>
+          <w:b/>
+          <w:sz w:val="18"/>
+        </w:rPr>
+        <w:t xml:space="preserve">Evidence: </w:t>
+      </w:r>
+      <w:r>
+        <w:rPr>
+          <w:sz w:val="18"/>
+        </w:rPr>
+        <w:t>PRECLINICAL: Tsai lab (MIT, 2023) — 40Hz whole-body vibrotactile stimulation reduces amyloid + tau in Alzheimer's mouse models. Multi-sensory GENUS (visual + audio + tactile) more effective than any two-sense combination in preclinical. HOPE Phase 3 (n=670, results mid-2026) tests visual + audio; tactile is the next generation. No published human RCT at 40Hz tactile yet.</w:t>
+      </w:r>
+    </w:p>
+    <w:p>
+      <w:pPr>
+        <w:spacing w:after="60"/>
+      </w:pPr>
+      <w:r>
+        <w:rPr>
+          <w:b/>
+          <w:sz w:val="18"/>
+        </w:rPr>
+        <w:t xml:space="preserve">Actuator spec: </w:t>
+      </w:r>
+      <w:r>
+        <w:rPr>
+          <w:sz w:val="18"/>
+        </w:rPr>
+        <w:t>Linear resonant actuator (LRA), 8–10mm diameter (e.g. Jinlong JMC0834 or equiv). LRA preferred over ERM: precise frequency control, low harmonic distortion, flat resonance profile at 40Hz drive. Driver IC: Texas Instruments DRV2605L (I2C, open-loop mode); 40Hz ± 0.5Hz; amplitude control via gain register.</w:t>
+      </w:r>
+    </w:p>
+    <w:p>
+      <w:pPr>
+        <w:spacing w:after="60"/>
+      </w:pPr>
+      <w:r>
+        <w:rPr>
+          <w:b/>
+          <w:sz w:val="18"/>
+        </w:rPr>
+        <w:t xml:space="preserve">Placement rationale: </w:t>
+      </w:r>
+      <w:r>
+        <w:rPr>
+          <w:sz w:val="18"/>
+        </w:rPr>
+        <w:t>Mastoid process (posterior temporal / behind ear). Rationale: (1) direct bone coupling to skull — superior transmission vs wrist; (2) adjacent to temporal lobe somatosensory representations; (3) compatible with existing temporal stability wing anchor — no new shell tooling if anchor boss provisioned at first cut. Why NOT Apple Watch: Taptic Engine frequency uncharacterised for therapeutic use; watchOS API lacks raw 40Hz continuous drive; wrist has poor bone coupling; App Store prohibits disease claims. Full rationale in CLAUDE.md §15.</w:t>
+      </w:r>
+    </w:p>
+    <w:p>
+      <w:pPr>
+        <w:spacing w:after="60"/>
+      </w:pPr>
+      <w:r>
+        <w:rPr>
+          <w:b/>
+          <w:sz w:val="18"/>
+        </w:rPr>
+        <w:t xml:space="preserve">Output spec: </w:t>
+      </w:r>
+      <w:r>
+        <w:rPr>
+          <w:sz w:val="18"/>
+        </w:rPr>
+        <w:t>0.6–1.2G peak acceleration at skin surface (DRV2605L gain register configurable); 40Hz ± 0.5Hz; 100% duty cycle continuous session (20 min target); 2s amplitude ramp up/down (comfort).</w:t>
+      </w:r>
+    </w:p>
+    <w:p>
+      <w:pPr>
+        <w:spacing w:after="60"/>
+      </w:pPr>
+      <w:r>
+        <w:rPr>
+          <w:b/>
+          <w:sz w:val="18"/>
+        </w:rPr>
+        <w:t xml:space="preserve">Form factor: </w:t>
+      </w:r>
+      <w:r>
+        <w:rPr>
+          <w:sz w:val="18"/>
+        </w:rPr>
+        <w:t>30mm diameter silicone overmoulded pad; clip attachment to temporal wing anchor; 3-pin pogo or JST connector to hub accessory port; Shore 30A silicone contact face.</w:t>
+      </w:r>
+    </w:p>
+    <w:p>
+      <w:pPr>
+        <w:spacing w:after="60"/>
+      </w:pPr>
+      <w:r>
+        <w:rPr>
+          <w:b/>
+          <w:sz w:val="18"/>
+        </w:rPr>
+        <w:t xml:space="preserve">BOM: </w:t>
+      </w:r>
+      <w:r>
+        <w:rPr>
+          <w:sz w:val="18"/>
+        </w:rPr>
+        <w:t>LRA $1.50–2.50 + DRV2605L $1.20–1.80 + PCB/passives $0.50 + silicone housing $0.80–1.20 = $4–7/pad. Bilateral pair: $8–14.</w:t>
+      </w:r>
+    </w:p>
+    <w:p>
+      <w:pPr>
+        <w:spacing w:after="60"/>
+      </w:pPr>
+      <w:r>
+        <w:rPr>
+          <w:b/>
+          <w:sz w:val="18"/>
+        </w:rPr>
+        <w:t xml:space="preserve">Retail price (projected): </w:t>
+      </w:r>
+      <w:r>
+        <w:rPr>
+          <w:sz w:val="18"/>
+        </w:rPr>
+        <w:t>$49–79 per pad / $79–119 bilateral pair.</w:t>
+      </w:r>
+    </w:p>
+    <w:p>
+      <w:pPr>
+        <w:spacing w:after="60"/>
+      </w:pPr>
+      <w:r>
+        <w:rPr>
+          <w:b/>
+          <w:sz w:val="18"/>
+        </w:rPr>
+        <w:t xml:space="preserve">Power: </w:t>
+      </w:r>
+      <w:r>
+        <w:rPr>
+          <w:sz w:val="18"/>
+        </w:rPr>
+        <w:t>~80–120mW continuous from hub accessory port (existing 500mA capability).</w:t>
+      </w:r>
+    </w:p>
+    <w:p>
+      <w:pPr>
+        <w:spacing w:after="60"/>
+      </w:pPr>
+      <w:r>
+        <w:rPr>
+          <w:b/>
+          <w:sz w:val="18"/>
+        </w:rPr>
+        <w:t xml:space="preserve">Firmware: </w:t>
+      </w:r>
+      <w:r>
+        <w:rPr>
+          <w:sz w:val="18"/>
+        </w:rPr>
+        <w:t>40Hz square-wave drive via DRV2605L open-loop; session synchronised with audio/visual 40Hz channels via hub firmware clock; amplitude ramp firmware-controlled.</w:t>
+      </w:r>
+    </w:p>
+    <w:p>
+      <w:pPr>
+        <w:spacing w:after="60"/>
+      </w:pPr>
+      <w:r>
+        <w:rPr>
+          <w:b/>
+          <w:sz w:val="18"/>
+        </w:rPr>
+        <w:t xml:space="preserve">Recommended action: </w:t>
+      </w:r>
+      <w:r>
+        <w:rPr>
+          <w:sz w:val="18"/>
+        </w:rPr>
+        <w:t>Provision temporal wing anchor boss in first-cut tooling (zero cost). Commission DRV2605L + LRA characterisation bench test. Finalise pad design post-HOPE results. Engage Tsai SAB for protocol alignment.</w:t>
+      </w:r>
+    </w:p>
+    <w:p/>
+    <w:p>
+      <w:pPr>
+        <w:pBdr>
+          <w:bottom w:val="single" w:sz="4" w:space="1" w:color="AAAAAA"/>
+        </w:pBdr>
+        <w:spacing w:after="120"/>
+      </w:pPr>
+    </w:p>
+    <w:tbl>
+      <w:tblPr>
+        <w:tblW w:type="auto" w:w="0"/>
+        <w:tblLook w:firstColumn="1" w:firstRow="1" w:lastColumn="0" w:lastRow="0" w:noHBand="0" w:noVBand="1" w:val="04A0"/>
+      </w:tblPr>
+      <w:tblGrid>
+        <w:gridCol w:w="9648"/>
+      </w:tblGrid>
+      <w:tr>
+        <w:tc>
+          <w:tcPr>
+            <w:tcW w:type="dxa" w:w="9648"/>
+            <w:shd w:val="clear" w:color="auto" w:fill="E8F0FE"/>
+          </w:tcPr>
+          <w:p>
+            <w:pPr>
+              <w:spacing w:before="80" w:after="80"/>
+            </w:pPr>
+            <w:r>
+              <w:rPr>
+                <w:b/>
+                <w:color w:val="FFFFFF"/>
+                <w:sz w:val="22"/>
+              </w:rPr>
+              <w:t xml:space="preserve">  8. Apple Watch Companion Sync App (Provisional)</w:t>
+            </w:r>
+          </w:p>
+        </w:tc>
+      </w:tr>
+    </w:tbl>
+    <w:p/>
+    <w:p>
+      <w:pPr>
+        <w:spacing w:after="40"/>
+      </w:pPr>
+      <w:r>
+        <w:rPr>
+          <w:i/>
+          <w:sz w:val="16"/>
+        </w:rPr>
+        <w:t>Source context: NeuroPulse §3b provisional spec; companion UX — not therapeutic delivery</w:t>
+      </w:r>
+    </w:p>
+    <w:p>
+      <w:pPr>
+        <w:spacing w:after="60"/>
+      </w:pPr>
+      <w:r>
+        <w:rPr>
+          <w:b/>
+          <w:sz w:val="18"/>
+        </w:rPr>
+        <w:t xml:space="preserve">Status: </w:t>
+      </w:r>
+      <w:r>
+        <w:rPr>
+          <w:sz w:val="18"/>
+        </w:rPr>
+        <w:t>PROVISIONALLY SPEC'D — software only, $0 BOM. Develop after core iOS app ships. Haptic + audio channels first; visual flicker second.</w:t>
+      </w:r>
+    </w:p>
+    <w:p>
+      <w:pPr>
+        <w:spacing w:after="60"/>
+      </w:pPr>
+      <w:r>
+        <w:rPr>
+          <w:b/>
+          <w:sz w:val="18"/>
+        </w:rPr>
+        <w:t xml:space="preserve">Purpose: </w:t>
+      </w:r>
+      <w:r>
+        <w:rPr>
+          <w:sz w:val="18"/>
+        </w:rPr>
+        <w:t>Extends NeuroPulse session experience to Apple Watch via three sync channels. Does NOT replace purpose-built NeuroPulse hardware for any therapeutic function. All therapeutic claims attach to NeuroPulse hardware only; Watch app is session monitoring and interface aid.</w:t>
+      </w:r>
+    </w:p>
+    <w:p>
+      <w:pPr>
+        <w:spacing w:after="60"/>
+      </w:pPr>
+      <w:r>
+        <w:rPr>
+          <w:b/>
+          <w:sz w:val="18"/>
+        </w:rPr>
+        <w:t xml:space="preserve">Communication: </w:t>
+      </w:r>
+      <w:r>
+        <w:rPr>
+          <w:sz w:val="18"/>
+        </w:rPr>
+        <w:t>BT 5.3 LE from NeuroPulse hub (hub already has BT radio, antennas in hub); WatchConnectivity framework via paired iPhone app; session sync over BLE GATT custom service. Sub-50ms sync latency target.</w:t>
+      </w:r>
+    </w:p>
+    <w:p>
+      <w:pPr>
+        <w:spacing w:after="60"/>
+      </w:pPr>
+      <w:r>
+        <w:rPr>
+          <w:b/>
+          <w:sz w:val="18"/>
+        </w:rPr>
+        <w:t xml:space="preserve">Channel 1 — Haptic sync: </w:t>
+      </w:r>
+      <w:r>
+        <w:rPr>
+          <w:sz w:val="18"/>
+        </w:rPr>
+        <w:t>watchOS Core Haptics delivers 40Hz pattern synchronised to hub session clock. Adds wrist somatosensory channel alongside mastoid LRA pad. Not standalone therapeutic — complement only. App displays: 'For best results, use with NeuroPulse vibrotactile accessory.' Note: Apple Watch haptic precision is uncharacterised for therapeutic use; this channel adds incremental sensory input, not clinical-grade stimulation.</w:t>
+      </w:r>
+    </w:p>
+    <w:p>
+      <w:pPr>
+        <w:spacing w:after="60"/>
+      </w:pPr>
+      <w:r>
+        <w:rPr>
+          <w:b/>
+          <w:sz w:val="18"/>
+        </w:rPr>
+        <w:t xml:space="preserve">Channel 2 — Audio sync: </w:t>
+      </w:r>
+      <w:r>
+        <w:rPr>
+          <w:sz w:val="18"/>
+        </w:rPr>
+        <w:t>Watch app plays binaural beats / isochronic tones / HRV breathing pacer audio through AirPods or earphones paired to Watch, synchronised to hub session. Useful when: (a) bone conduction reserved for breathing cue while earphones handle binaural beats; (b) user is away from hub speaker range; (c) user prefers AirPods over headset audio for a session.</w:t>
+      </w:r>
+    </w:p>
+    <w:p>
+      <w:pPr>
+        <w:spacing w:after="60"/>
+      </w:pPr>
+      <w:r>
+        <w:rPr>
+          <w:b/>
+          <w:sz w:val="18"/>
+        </w:rPr>
+        <w:t xml:space="preserve">Channel 3 — Visual sync: </w:t>
+      </w:r>
+      <w:r>
+        <w:rPr>
+          <w:sz w:val="18"/>
+        </w:rPr>
+        <w:t>Watch display shows: 40Hz visual flicker (reduced brightness, GENUS-compatible — brightness characterisation needed to confirm ≥100 nits at 40Hz); or EMDR left/right indicator arrow synchronised to goggle session; or session status + protocol name; or HRV biofeedback breathing ring (complementary to phone app display for wrist-glance UX).</w:t>
+      </w:r>
+    </w:p>
+    <w:p>
+      <w:pPr>
+        <w:spacing w:after="60"/>
+      </w:pPr>
+      <w:r>
+        <w:rPr>
+          <w:b/>
+          <w:sz w:val="18"/>
+        </w:rPr>
+        <w:t xml:space="preserve">Additional Watch functions: </w:t>
+      </w:r>
+      <w:r>
+        <w:rPr>
+          <w:sz w:val="18"/>
+        </w:rPr>
+        <w:t>Session timer + haptic end-of-session alert; protocol selector for basic session start without phone; quick impedance check result notification; consumable low reminders; coherence score live feed during HRV biofeedback.</w:t>
+      </w:r>
+    </w:p>
+    <w:p>
+      <w:pPr>
+        <w:spacing w:after="60"/>
+      </w:pPr>
+      <w:r>
+        <w:rPr>
+          <w:b/>
+          <w:sz w:val="18"/>
+        </w:rPr>
+        <w:t xml:space="preserve">Regulatory note: </w:t>
+      </w:r>
+      <w:r>
+        <w:rPr>
+          <w:sz w:val="18"/>
+        </w:rPr>
+        <w:t>All Watch-delivered functions declared as session monitoring / user interface aids. No disease claims in Watch app. Therapeutic claims attach to NeuroPulse hardware. App Store General Wellness category. watchOS Human Interface Guidelines compliance.</w:t>
+      </w:r>
+    </w:p>
+    <w:p>
+      <w:pPr>
+        <w:spacing w:after="60"/>
+      </w:pPr>
+      <w:r>
+        <w:rPr>
+          <w:b/>
+          <w:sz w:val="18"/>
+        </w:rPr>
+        <w:t xml:space="preserve">BOM delta: </w:t>
+      </w:r>
+      <w:r>
+        <w:rPr>
+          <w:sz w:val="18"/>
+        </w:rPr>
+        <w:t>$0 hardware. Software development cost only.</w:t>
+      </w:r>
+    </w:p>
+    <w:p>
+      <w:pPr>
+        <w:spacing w:after="60"/>
+      </w:pPr>
+      <w:r>
+        <w:rPr>
+          <w:b/>
+          <w:sz w:val="18"/>
+        </w:rPr>
+        <w:t xml:space="preserve">Recommended action: </w:t>
+      </w:r>
+      <w:r>
+        <w:rPr>
+          <w:sz w:val="18"/>
+        </w:rPr>
+        <w:t>Add watchOS app to iOS app development roadmap (Year 1 post-launch). Prioritise: (1) session status + HRV breathing ring; (2) audio sync; (3) haptic sync; (4) 40Hz visual flicker (requires screen characterisation first).</w:t>
+      </w:r>
+    </w:p>
+    <w:p/>
+    <w:p>
+      <w:pPr>
+        <w:pBdr>
+          <w:bottom w:val="single" w:sz="4" w:space="1" w:color="AAAAAA"/>
+        </w:pBdr>
+        <w:spacing w:after="120"/>
+      </w:pPr>
+    </w:p>
     <w:sectPr>
       <w:pgSz w:w="12240" w:h="15840"/>
       <w:pgMar w:top="1080" w:right="1296" w:bottom="1080" w:left="1296" w:header="720" w:footer="720" w:gutter="0"/>
